--- a/arc_2d/2D_ARC_Methodology.docx
+++ b/arc_2d/2D_ARC_Methodology.docx
@@ -122,7 +122,7 @@
         <w:rPr>
           <w:color w:val="1A1A2E"/>
         </w:rPr>
-        <w:t>This document provides a complete methodological breakdown of the 2D ARC system, covering the DDPG + LSTM algorithm, the ray-cast sensor model, the Artificial Potential Field (APF)-style reward shaping function, the multi-UAV parallel rollout strategy, and all configuration hyperparameters directly extracted from the source code.</w:t>
+        <w:t>This document provides a complete methodological breakdown of the 2D ARC system, covering the DDPG + LSTM algorithm, reward shaping function, the multi-UAV parallel rollout strategy, and all configuration hyperparameters directly extracted from the source code.</w:t>
       </w:r>
     </w:p>
     <w:p>
@@ -210,35 +210,7 @@
         <w:rPr>
           <w:color w:val="1A1A2E"/>
         </w:rPr>
-        <w:t>The Bellman equation used to train the critic is as follows. Given a transition tuple (</w:t>
-      </w:r>
-      <w:proofErr w:type="spellStart"/>
-      <w:r>
-        <w:rPr>
-          <w:color w:val="1A1A2E"/>
-        </w:rPr>
-        <w:t>state s</w:t>
-      </w:r>
-      <w:proofErr w:type="spellEnd"/>
-      <w:r>
-        <w:rPr>
-          <w:color w:val="1A1A2E"/>
-        </w:rPr>
-        <w:t xml:space="preserve">, action a, reward r, next </w:t>
-      </w:r>
-      <w:proofErr w:type="spellStart"/>
-      <w:r>
-        <w:rPr>
-          <w:color w:val="1A1A2E"/>
-        </w:rPr>
-        <w:t>state s</w:t>
-      </w:r>
-      <w:proofErr w:type="spellEnd"/>
-      <w:r>
-        <w:rPr>
-          <w:color w:val="1A1A2E"/>
-        </w:rPr>
-        <w:t>', done flag d), the target Q-value is computed as:</w:t>
+        <w:t>The Bellman equation used to train the critic is as follows. Given a transition tuple (state s, action a, reward r, next state s', done flag d), the target Q-value is computed as:</w:t>
       </w:r>
     </w:p>
     <w:p>
@@ -252,7 +224,6 @@
         <w:spacing w:before="20" w:after="20"/>
         <w:ind w:left="360"/>
       </w:pPr>
-      <w:proofErr w:type="spellStart"/>
       <w:r>
         <w:rPr>
           <w:rFonts w:ascii="Courier New" w:eastAsia="Courier New" w:hAnsi="Courier New" w:cs="Courier New"/>
@@ -260,9 +231,23 @@
           <w:sz w:val="18"/>
           <w:szCs w:val="18"/>
         </w:rPr>
-        <w:t>target_Q</w:t>
-      </w:r>
-      <w:proofErr w:type="spellEnd"/>
+        <w:lastRenderedPageBreak/>
+        <w:t>target_Q = r + (1 - d) × γ × Q_target(s', π_target(s'))</w:t>
+      </w:r>
+    </w:p>
+    <w:p>
+      <w:pPr>
+        <w:shd w:val="clear" w:color="auto" w:fill="F0F4FA"/>
+        <w:spacing w:before="20" w:after="20"/>
+        <w:ind w:left="360"/>
+      </w:pPr>
+    </w:p>
+    <w:p>
+      <w:pPr>
+        <w:shd w:val="clear" w:color="auto" w:fill="F0F4FA"/>
+        <w:spacing w:before="20" w:after="20"/>
+        <w:ind w:left="360"/>
+      </w:pPr>
       <w:r>
         <w:rPr>
           <w:rFonts w:ascii="Courier New" w:eastAsia="Courier New" w:hAnsi="Courier New" w:cs="Courier New"/>
@@ -270,9 +255,15 @@
           <w:sz w:val="18"/>
           <w:szCs w:val="18"/>
         </w:rPr>
-        <w:t xml:space="preserve"> = r + (1 - d) × γ × </w:t>
-      </w:r>
-      <w:proofErr w:type="spellStart"/>
+        <w:t>critic_loss = MSE(Q_online(s, a), target_Q)</w:t>
+      </w:r>
+    </w:p>
+    <w:p>
+      <w:pPr>
+        <w:shd w:val="clear" w:color="auto" w:fill="F0F4FA"/>
+        <w:spacing w:before="20" w:after="20"/>
+        <w:ind w:left="360"/>
+      </w:pPr>
       <w:r>
         <w:rPr>
           <w:rFonts w:ascii="Courier New" w:eastAsia="Courier New" w:hAnsi="Courier New" w:cs="Courier New"/>
@@ -280,9 +271,103 @@
           <w:sz w:val="18"/>
           <w:szCs w:val="18"/>
         </w:rPr>
-        <w:t>Q_target</w:t>
-      </w:r>
-      <w:proofErr w:type="spellEnd"/>
+        <w:t>actor_loss  = -mean(Q_online(s, π_online(s)))</w:t>
+      </w:r>
+    </w:p>
+    <w:p>
+      <w:pPr>
+        <w:spacing w:before="80" w:after="80"/>
+      </w:pPr>
+    </w:p>
+    <w:p>
+      <w:pPr>
+        <w:spacing w:before="80" w:after="80"/>
+      </w:pPr>
+      <w:r>
+        <w:rPr>
+          <w:color w:val="1A1A2E"/>
+        </w:rPr>
+        <w:t>The actor is trained to maximise the Q-value as estimated by the online critic. Critically, the critic's parameters are frozen during the actor update (the gradient is not propagated back through the critic into the LSTM). This prevents gradient entanglement between the two components. The LSTM parameters are shared between the actor and critic pathways in the 2D implementation.</w:t>
+      </w:r>
+    </w:p>
+    <w:p>
+      <w:pPr>
+        <w:spacing w:before="120" w:after="120"/>
+      </w:pPr>
+    </w:p>
+    <w:p>
+      <w:pPr>
+        <w:pStyle w:val="Heading2"/>
+        <w:pBdr>
+          <w:bottom w:val="single" w:sz="4" w:space="0" w:color="D6E4F7"/>
+        </w:pBdr>
+      </w:pPr>
+      <w:r>
+        <w:rPr>
+          <w:color w:val="1F4E79"/>
+        </w:rPr>
+        <w:t>2.2  The Recurrent Extension: LSTM Feature Extractor</w:t>
+      </w:r>
+    </w:p>
+    <w:p>
+      <w:pPr>
+        <w:spacing w:before="80" w:after="80"/>
+      </w:pPr>
+    </w:p>
+    <w:p>
+      <w:pPr>
+        <w:spacing w:before="80" w:after="80"/>
+      </w:pPr>
+      <w:r>
+        <w:rPr>
+          <w:color w:val="1A1A2E"/>
+        </w:rPr>
+        <w:t>Standard DDPG with fully-connected networks is Markovian — it assumes the current observation fully captures the agent's state. This assumption breaks down in UAV navigation because a single frame of sensor readings cannot tell the agent whether an obstacle is approaching or receding, whether the UAV itself is accelerating or decelerating, or what heading errors have accumulated over the last several timesteps.</w:t>
+      </w:r>
+    </w:p>
+    <w:p>
+      <w:pPr>
+        <w:spacing w:before="80" w:after="80"/>
+      </w:pPr>
+    </w:p>
+    <w:p>
+      <w:pPr>
+        <w:spacing w:before="80" w:after="80"/>
+      </w:pPr>
+      <w:r>
+        <w:rPr>
+          <w:color w:val="1A1A2E"/>
+        </w:rPr>
+        <w:t>ARC addresses this with an LSTM network that takes as input not a single observation vector but a sequence of the most recent T observations (called the history window). In the 2D implementation, T = 5, meaning the LSTM processes a tensor of shape (batch_size, 5, obs_dim) and produces a single compressed feature vector of shape (batch_size, 128). This feature vector then feeds both the actor and the critic heads.</w:t>
+      </w:r>
+    </w:p>
+    <w:p>
+      <w:pPr>
+        <w:spacing w:before="80" w:after="80"/>
+      </w:pPr>
+    </w:p>
+    <w:p>
+      <w:pPr>
+        <w:spacing w:before="80" w:after="80"/>
+      </w:pPr>
+      <w:r>
+        <w:rPr>
+          <w:color w:val="1A1A2E"/>
+        </w:rPr>
+        <w:t>The LSTM gate equations work as follows at each timestep t:</w:t>
+      </w:r>
+    </w:p>
+    <w:p>
+      <w:pPr>
+        <w:spacing w:before="60" w:after="60"/>
+      </w:pPr>
+    </w:p>
+    <w:p>
+      <w:pPr>
+        <w:shd w:val="clear" w:color="auto" w:fill="F0F4FA"/>
+        <w:spacing w:before="20" w:after="20"/>
+        <w:ind w:left="360"/>
+      </w:pPr>
       <w:r>
         <w:rPr>
           <w:rFonts w:ascii="Courier New" w:eastAsia="Courier New" w:hAnsi="Courier New" w:cs="Courier New"/>
@@ -290,7 +375,7 @@
           <w:sz w:val="18"/>
           <w:szCs w:val="18"/>
         </w:rPr>
-        <w:t>(s', π_target(s'))</w:t>
+        <w:t>Forget gate:   f_t = σ(W_f · [h_{t-1}, x_t] + b_f)</w:t>
       </w:r>
     </w:p>
     <w:p>
@@ -299,14 +384,6 @@
         <w:spacing w:before="20" w:after="20"/>
         <w:ind w:left="360"/>
       </w:pPr>
-    </w:p>
-    <w:p>
-      <w:pPr>
-        <w:shd w:val="clear" w:color="auto" w:fill="F0F4FA"/>
-        <w:spacing w:before="20" w:after="20"/>
-        <w:ind w:left="360"/>
-      </w:pPr>
-      <w:proofErr w:type="spellStart"/>
       <w:r>
         <w:rPr>
           <w:rFonts w:ascii="Courier New" w:eastAsia="Courier New" w:hAnsi="Courier New" w:cs="Courier New"/>
@@ -314,9 +391,15 @@
           <w:sz w:val="18"/>
           <w:szCs w:val="18"/>
         </w:rPr>
-        <w:t>critic_loss</w:t>
-      </w:r>
-      <w:proofErr w:type="spellEnd"/>
+        <w:t>Input gate:    i_t = σ(W_i · [h_{t-1}, x_t] + b_i)</w:t>
+      </w:r>
+    </w:p>
+    <w:p>
+      <w:pPr>
+        <w:shd w:val="clear" w:color="auto" w:fill="F0F4FA"/>
+        <w:spacing w:before="20" w:after="20"/>
+        <w:ind w:left="360"/>
+      </w:pPr>
       <w:r>
         <w:rPr>
           <w:rFonts w:ascii="Courier New" w:eastAsia="Courier New" w:hAnsi="Courier New" w:cs="Courier New"/>
@@ -324,9 +407,15 @@
           <w:sz w:val="18"/>
           <w:szCs w:val="18"/>
         </w:rPr>
-        <w:t xml:space="preserve"> = MSE(</w:t>
-      </w:r>
-      <w:proofErr w:type="spellStart"/>
+        <w:t>Cell update:  C̃_t = tanh(W_C · [h_{t-1}, x_t] + b_C)</w:t>
+      </w:r>
+    </w:p>
+    <w:p>
+      <w:pPr>
+        <w:shd w:val="clear" w:color="auto" w:fill="F0F4FA"/>
+        <w:spacing w:before="20" w:after="20"/>
+        <w:ind w:left="360"/>
+      </w:pPr>
       <w:r>
         <w:rPr>
           <w:rFonts w:ascii="Courier New" w:eastAsia="Courier New" w:hAnsi="Courier New" w:cs="Courier New"/>
@@ -334,9 +423,15 @@
           <w:sz w:val="18"/>
           <w:szCs w:val="18"/>
         </w:rPr>
-        <w:t>Q_online</w:t>
-      </w:r>
-      <w:proofErr w:type="spellEnd"/>
+        <w:t>Cell state:    C_t = f_t * C_{t-1} + i_t * C̃_t</w:t>
+      </w:r>
+    </w:p>
+    <w:p>
+      <w:pPr>
+        <w:shd w:val="clear" w:color="auto" w:fill="F0F4FA"/>
+        <w:spacing w:before="20" w:after="20"/>
+        <w:ind w:left="360"/>
+      </w:pPr>
       <w:r>
         <w:rPr>
           <w:rFonts w:ascii="Courier New" w:eastAsia="Courier New" w:hAnsi="Courier New" w:cs="Courier New"/>
@@ -344,9 +439,15 @@
           <w:sz w:val="18"/>
           <w:szCs w:val="18"/>
         </w:rPr>
-        <w:t xml:space="preserve">(s, a), </w:t>
-      </w:r>
-      <w:proofErr w:type="spellStart"/>
+        <w:t>Output gate:   o_t = σ(W_o · [h_{t-1}, x_t] + b_o)</w:t>
+      </w:r>
+    </w:p>
+    <w:p>
+      <w:pPr>
+        <w:shd w:val="clear" w:color="auto" w:fill="F0F4FA"/>
+        <w:spacing w:before="20" w:after="20"/>
+        <w:ind w:left="360"/>
+      </w:pPr>
       <w:r>
         <w:rPr>
           <w:rFonts w:ascii="Courier New" w:eastAsia="Courier New" w:hAnsi="Courier New" w:cs="Courier New"/>
@@ -354,721 +455,7 @@
           <w:sz w:val="18"/>
           <w:szCs w:val="18"/>
         </w:rPr>
-        <w:t>target_Q</w:t>
-      </w:r>
-      <w:proofErr w:type="spellEnd"/>
-      <w:r>
-        <w:rPr>
-          <w:rFonts w:ascii="Courier New" w:eastAsia="Courier New" w:hAnsi="Courier New" w:cs="Courier New"/>
-          <w:color w:val="003366"/>
-          <w:sz w:val="18"/>
-          <w:szCs w:val="18"/>
-        </w:rPr>
-        <w:t>)</w:t>
-      </w:r>
-    </w:p>
-    <w:p>
-      <w:pPr>
-        <w:shd w:val="clear" w:color="auto" w:fill="F0F4FA"/>
-        <w:spacing w:before="20" w:after="20"/>
-        <w:ind w:left="360"/>
-      </w:pPr>
-      <w:proofErr w:type="spellStart"/>
-      <w:r>
-        <w:rPr>
-          <w:rFonts w:ascii="Courier New" w:eastAsia="Courier New" w:hAnsi="Courier New" w:cs="Courier New"/>
-          <w:color w:val="003366"/>
-          <w:sz w:val="18"/>
-          <w:szCs w:val="18"/>
-        </w:rPr>
-        <w:t>actor_loss</w:t>
-      </w:r>
-      <w:proofErr w:type="spellEnd"/>
-      <w:r>
-        <w:rPr>
-          <w:rFonts w:ascii="Courier New" w:eastAsia="Courier New" w:hAnsi="Courier New" w:cs="Courier New"/>
-          <w:color w:val="003366"/>
-          <w:sz w:val="18"/>
-          <w:szCs w:val="18"/>
-        </w:rPr>
-        <w:t xml:space="preserve">  = -mean(</w:t>
-      </w:r>
-      <w:proofErr w:type="spellStart"/>
-      <w:r>
-        <w:rPr>
-          <w:rFonts w:ascii="Courier New" w:eastAsia="Courier New" w:hAnsi="Courier New" w:cs="Courier New"/>
-          <w:color w:val="003366"/>
-          <w:sz w:val="18"/>
-          <w:szCs w:val="18"/>
-        </w:rPr>
-        <w:t>Q_online</w:t>
-      </w:r>
-      <w:proofErr w:type="spellEnd"/>
-      <w:r>
-        <w:rPr>
-          <w:rFonts w:ascii="Courier New" w:eastAsia="Courier New" w:hAnsi="Courier New" w:cs="Courier New"/>
-          <w:color w:val="003366"/>
-          <w:sz w:val="18"/>
-          <w:szCs w:val="18"/>
-        </w:rPr>
-        <w:t>(s, π_online(s)))</w:t>
-      </w:r>
-    </w:p>
-    <w:p>
-      <w:pPr>
-        <w:spacing w:before="80" w:after="80"/>
-      </w:pPr>
-    </w:p>
-    <w:p>
-      <w:pPr>
-        <w:spacing w:before="80" w:after="80"/>
-      </w:pPr>
-      <w:r>
-        <w:rPr>
-          <w:color w:val="1A1A2E"/>
-        </w:rPr>
-        <w:t>The actor is trained to maximise the Q-value as estimated by the online critic. Critically, the critic's parameters are frozen during the actor update (the gradient is not propagated back through the critic into the LSTM). This prevents gradient entanglement between the two components. The LSTM parameters are shared between the actor and critic pathways in the 2D implementation.</w:t>
-      </w:r>
-    </w:p>
-    <w:p>
-      <w:pPr>
-        <w:spacing w:before="120" w:after="120"/>
-      </w:pPr>
-    </w:p>
-    <w:p>
-      <w:pPr>
-        <w:pStyle w:val="Heading2"/>
-        <w:pBdr>
-          <w:bottom w:val="single" w:sz="4" w:space="0" w:color="D6E4F7"/>
-        </w:pBdr>
-      </w:pPr>
-      <w:r>
-        <w:rPr>
-          <w:color w:val="1F4E79"/>
-        </w:rPr>
-        <w:t>2.2  The Recurrent Extension: LSTM Feature Extractor</w:t>
-      </w:r>
-    </w:p>
-    <w:p>
-      <w:pPr>
-        <w:spacing w:before="80" w:after="80"/>
-      </w:pPr>
-    </w:p>
-    <w:p>
-      <w:pPr>
-        <w:spacing w:before="80" w:after="80"/>
-      </w:pPr>
-      <w:r>
-        <w:rPr>
-          <w:color w:val="1A1A2E"/>
-        </w:rPr>
-        <w:t>Standard DDPG with fully-connected networks is Markovian — it assumes the current observation fully captures the agent's state. This assumption breaks down in UAV navigation because a single frame of sensor readings cannot tell the agent whether an obstacle is approaching or receding, whether the UAV itself is accelerating or decelerating, or what heading errors have accumulated over the last several timesteps.</w:t>
-      </w:r>
-    </w:p>
-    <w:p>
-      <w:pPr>
-        <w:spacing w:before="80" w:after="80"/>
-      </w:pPr>
-    </w:p>
-    <w:p>
-      <w:pPr>
-        <w:spacing w:before="80" w:after="80"/>
-      </w:pPr>
-      <w:r>
-        <w:rPr>
-          <w:color w:val="1A1A2E"/>
-        </w:rPr>
-        <w:t>ARC addresses this with an LSTM network that takes as input not a single observation vector but a sequence of the most recent T observations (called the history window). In the 2D implementation, T = 5, meaning the LSTM processes a tensor of shape (</w:t>
-      </w:r>
-      <w:proofErr w:type="spellStart"/>
-      <w:r>
-        <w:rPr>
-          <w:color w:val="1A1A2E"/>
-        </w:rPr>
-        <w:t>batch_size</w:t>
-      </w:r>
-      <w:proofErr w:type="spellEnd"/>
-      <w:r>
-        <w:rPr>
-          <w:color w:val="1A1A2E"/>
-        </w:rPr>
-        <w:t xml:space="preserve">, 5, </w:t>
-      </w:r>
-      <w:proofErr w:type="spellStart"/>
-      <w:r>
-        <w:rPr>
-          <w:color w:val="1A1A2E"/>
-        </w:rPr>
-        <w:t>obs_dim</w:t>
-      </w:r>
-      <w:proofErr w:type="spellEnd"/>
-      <w:r>
-        <w:rPr>
-          <w:color w:val="1A1A2E"/>
-        </w:rPr>
-        <w:t>) and produces a single compressed feature vector of shape (</w:t>
-      </w:r>
-      <w:proofErr w:type="spellStart"/>
-      <w:r>
-        <w:rPr>
-          <w:color w:val="1A1A2E"/>
-        </w:rPr>
-        <w:t>batch_size</w:t>
-      </w:r>
-      <w:proofErr w:type="spellEnd"/>
-      <w:r>
-        <w:rPr>
-          <w:color w:val="1A1A2E"/>
-        </w:rPr>
-        <w:t>, 128). This feature vector then feeds both the actor and the critic heads.</w:t>
-      </w:r>
-    </w:p>
-    <w:p>
-      <w:pPr>
-        <w:spacing w:before="80" w:after="80"/>
-      </w:pPr>
-    </w:p>
-    <w:p>
-      <w:pPr>
-        <w:spacing w:before="80" w:after="80"/>
-      </w:pPr>
-      <w:r>
-        <w:rPr>
-          <w:color w:val="1A1A2E"/>
-        </w:rPr>
-        <w:t>The LSTM gate equations work as follows at each timestep t:</w:t>
-      </w:r>
-    </w:p>
-    <w:p>
-      <w:pPr>
-        <w:spacing w:before="60" w:after="60"/>
-      </w:pPr>
-    </w:p>
-    <w:p>
-      <w:pPr>
-        <w:shd w:val="clear" w:color="auto" w:fill="F0F4FA"/>
-        <w:spacing w:before="20" w:after="20"/>
-        <w:ind w:left="360"/>
-      </w:pPr>
-      <w:r>
-        <w:rPr>
-          <w:rFonts w:ascii="Courier New" w:eastAsia="Courier New" w:hAnsi="Courier New" w:cs="Courier New"/>
-          <w:color w:val="003366"/>
-          <w:sz w:val="18"/>
-          <w:szCs w:val="18"/>
-        </w:rPr>
-        <w:t xml:space="preserve">Forget gate:   </w:t>
-      </w:r>
-      <w:proofErr w:type="spellStart"/>
-      <w:r>
-        <w:rPr>
-          <w:rFonts w:ascii="Courier New" w:eastAsia="Courier New" w:hAnsi="Courier New" w:cs="Courier New"/>
-          <w:color w:val="003366"/>
-          <w:sz w:val="18"/>
-          <w:szCs w:val="18"/>
-        </w:rPr>
-        <w:t>f_t</w:t>
-      </w:r>
-      <w:proofErr w:type="spellEnd"/>
-      <w:r>
-        <w:rPr>
-          <w:rFonts w:ascii="Courier New" w:eastAsia="Courier New" w:hAnsi="Courier New" w:cs="Courier New"/>
-          <w:color w:val="003366"/>
-          <w:sz w:val="18"/>
-          <w:szCs w:val="18"/>
-        </w:rPr>
-        <w:t xml:space="preserve"> = σ(</w:t>
-      </w:r>
-      <w:proofErr w:type="spellStart"/>
-      <w:r>
-        <w:rPr>
-          <w:rFonts w:ascii="Courier New" w:eastAsia="Courier New" w:hAnsi="Courier New" w:cs="Courier New"/>
-          <w:color w:val="003366"/>
-          <w:sz w:val="18"/>
-          <w:szCs w:val="18"/>
-        </w:rPr>
-        <w:t>W_f</w:t>
-      </w:r>
-      <w:proofErr w:type="spellEnd"/>
-      <w:r>
-        <w:rPr>
-          <w:rFonts w:ascii="Courier New" w:eastAsia="Courier New" w:hAnsi="Courier New" w:cs="Courier New"/>
-          <w:color w:val="003366"/>
-          <w:sz w:val="18"/>
-          <w:szCs w:val="18"/>
-        </w:rPr>
-        <w:t xml:space="preserve"> · [h_{t-1}, </w:t>
-      </w:r>
-      <w:proofErr w:type="spellStart"/>
-      <w:r>
-        <w:rPr>
-          <w:rFonts w:ascii="Courier New" w:eastAsia="Courier New" w:hAnsi="Courier New" w:cs="Courier New"/>
-          <w:color w:val="003366"/>
-          <w:sz w:val="18"/>
-          <w:szCs w:val="18"/>
-        </w:rPr>
-        <w:t>x_t</w:t>
-      </w:r>
-      <w:proofErr w:type="spellEnd"/>
-      <w:r>
-        <w:rPr>
-          <w:rFonts w:ascii="Courier New" w:eastAsia="Courier New" w:hAnsi="Courier New" w:cs="Courier New"/>
-          <w:color w:val="003366"/>
-          <w:sz w:val="18"/>
-          <w:szCs w:val="18"/>
-        </w:rPr>
-        <w:t xml:space="preserve">] + </w:t>
-      </w:r>
-      <w:proofErr w:type="spellStart"/>
-      <w:r>
-        <w:rPr>
-          <w:rFonts w:ascii="Courier New" w:eastAsia="Courier New" w:hAnsi="Courier New" w:cs="Courier New"/>
-          <w:color w:val="003366"/>
-          <w:sz w:val="18"/>
-          <w:szCs w:val="18"/>
-        </w:rPr>
-        <w:t>b_f</w:t>
-      </w:r>
-      <w:proofErr w:type="spellEnd"/>
-      <w:r>
-        <w:rPr>
-          <w:rFonts w:ascii="Courier New" w:eastAsia="Courier New" w:hAnsi="Courier New" w:cs="Courier New"/>
-          <w:color w:val="003366"/>
-          <w:sz w:val="18"/>
-          <w:szCs w:val="18"/>
-        </w:rPr>
-        <w:t>)</w:t>
-      </w:r>
-    </w:p>
-    <w:p>
-      <w:pPr>
-        <w:shd w:val="clear" w:color="auto" w:fill="F0F4FA"/>
-        <w:spacing w:before="20" w:after="20"/>
-        <w:ind w:left="360"/>
-      </w:pPr>
-      <w:r>
-        <w:rPr>
-          <w:rFonts w:ascii="Courier New" w:eastAsia="Courier New" w:hAnsi="Courier New" w:cs="Courier New"/>
-          <w:color w:val="003366"/>
-          <w:sz w:val="18"/>
-          <w:szCs w:val="18"/>
-        </w:rPr>
-        <w:t xml:space="preserve">Input gate:    </w:t>
-      </w:r>
-      <w:proofErr w:type="spellStart"/>
-      <w:r>
-        <w:rPr>
-          <w:rFonts w:ascii="Courier New" w:eastAsia="Courier New" w:hAnsi="Courier New" w:cs="Courier New"/>
-          <w:color w:val="003366"/>
-          <w:sz w:val="18"/>
-          <w:szCs w:val="18"/>
-        </w:rPr>
-        <w:t>i_t</w:t>
-      </w:r>
-      <w:proofErr w:type="spellEnd"/>
-      <w:r>
-        <w:rPr>
-          <w:rFonts w:ascii="Courier New" w:eastAsia="Courier New" w:hAnsi="Courier New" w:cs="Courier New"/>
-          <w:color w:val="003366"/>
-          <w:sz w:val="18"/>
-          <w:szCs w:val="18"/>
-        </w:rPr>
-        <w:t xml:space="preserve"> = σ(</w:t>
-      </w:r>
-      <w:proofErr w:type="spellStart"/>
-      <w:r>
-        <w:rPr>
-          <w:rFonts w:ascii="Courier New" w:eastAsia="Courier New" w:hAnsi="Courier New" w:cs="Courier New"/>
-          <w:color w:val="003366"/>
-          <w:sz w:val="18"/>
-          <w:szCs w:val="18"/>
-        </w:rPr>
-        <w:t>W_i</w:t>
-      </w:r>
-      <w:proofErr w:type="spellEnd"/>
-      <w:r>
-        <w:rPr>
-          <w:rFonts w:ascii="Courier New" w:eastAsia="Courier New" w:hAnsi="Courier New" w:cs="Courier New"/>
-          <w:color w:val="003366"/>
-          <w:sz w:val="18"/>
-          <w:szCs w:val="18"/>
-        </w:rPr>
-        <w:t xml:space="preserve"> · [h_{t-1}, </w:t>
-      </w:r>
-      <w:proofErr w:type="spellStart"/>
-      <w:r>
-        <w:rPr>
-          <w:rFonts w:ascii="Courier New" w:eastAsia="Courier New" w:hAnsi="Courier New" w:cs="Courier New"/>
-          <w:color w:val="003366"/>
-          <w:sz w:val="18"/>
-          <w:szCs w:val="18"/>
-        </w:rPr>
-        <w:t>x_t</w:t>
-      </w:r>
-      <w:proofErr w:type="spellEnd"/>
-      <w:r>
-        <w:rPr>
-          <w:rFonts w:ascii="Courier New" w:eastAsia="Courier New" w:hAnsi="Courier New" w:cs="Courier New"/>
-          <w:color w:val="003366"/>
-          <w:sz w:val="18"/>
-          <w:szCs w:val="18"/>
-        </w:rPr>
-        <w:t xml:space="preserve">] + </w:t>
-      </w:r>
-      <w:proofErr w:type="spellStart"/>
-      <w:r>
-        <w:rPr>
-          <w:rFonts w:ascii="Courier New" w:eastAsia="Courier New" w:hAnsi="Courier New" w:cs="Courier New"/>
-          <w:color w:val="003366"/>
-          <w:sz w:val="18"/>
-          <w:szCs w:val="18"/>
-        </w:rPr>
-        <w:t>b_i</w:t>
-      </w:r>
-      <w:proofErr w:type="spellEnd"/>
-      <w:r>
-        <w:rPr>
-          <w:rFonts w:ascii="Courier New" w:eastAsia="Courier New" w:hAnsi="Courier New" w:cs="Courier New"/>
-          <w:color w:val="003366"/>
-          <w:sz w:val="18"/>
-          <w:szCs w:val="18"/>
-        </w:rPr>
-        <w:t>)</w:t>
-      </w:r>
-    </w:p>
-    <w:p>
-      <w:pPr>
-        <w:shd w:val="clear" w:color="auto" w:fill="F0F4FA"/>
-        <w:spacing w:before="20" w:after="20"/>
-        <w:ind w:left="360"/>
-      </w:pPr>
-      <w:r>
-        <w:rPr>
-          <w:rFonts w:ascii="Courier New" w:eastAsia="Courier New" w:hAnsi="Courier New" w:cs="Courier New"/>
-          <w:color w:val="003366"/>
-          <w:sz w:val="18"/>
-          <w:szCs w:val="18"/>
-        </w:rPr>
-        <w:t xml:space="preserve">Cell update:  </w:t>
-      </w:r>
-      <w:proofErr w:type="spellStart"/>
-      <w:r>
-        <w:rPr>
-          <w:rFonts w:ascii="Courier New" w:eastAsia="Courier New" w:hAnsi="Courier New" w:cs="Courier New"/>
-          <w:color w:val="003366"/>
-          <w:sz w:val="18"/>
-          <w:szCs w:val="18"/>
-        </w:rPr>
-        <w:t>C̃_t</w:t>
-      </w:r>
-      <w:proofErr w:type="spellEnd"/>
-      <w:r>
-        <w:rPr>
-          <w:rFonts w:ascii="Courier New" w:eastAsia="Courier New" w:hAnsi="Courier New" w:cs="Courier New"/>
-          <w:color w:val="003366"/>
-          <w:sz w:val="18"/>
-          <w:szCs w:val="18"/>
-        </w:rPr>
-        <w:t xml:space="preserve"> = tanh(W_C · [h_{t-1}, </w:t>
-      </w:r>
-      <w:proofErr w:type="spellStart"/>
-      <w:r>
-        <w:rPr>
-          <w:rFonts w:ascii="Courier New" w:eastAsia="Courier New" w:hAnsi="Courier New" w:cs="Courier New"/>
-          <w:color w:val="003366"/>
-          <w:sz w:val="18"/>
-          <w:szCs w:val="18"/>
-        </w:rPr>
-        <w:t>x_t</w:t>
-      </w:r>
-      <w:proofErr w:type="spellEnd"/>
-      <w:r>
-        <w:rPr>
-          <w:rFonts w:ascii="Courier New" w:eastAsia="Courier New" w:hAnsi="Courier New" w:cs="Courier New"/>
-          <w:color w:val="003366"/>
-          <w:sz w:val="18"/>
-          <w:szCs w:val="18"/>
-        </w:rPr>
-        <w:t xml:space="preserve">] + </w:t>
-      </w:r>
-      <w:proofErr w:type="spellStart"/>
-      <w:r>
-        <w:rPr>
-          <w:rFonts w:ascii="Courier New" w:eastAsia="Courier New" w:hAnsi="Courier New" w:cs="Courier New"/>
-          <w:color w:val="003366"/>
-          <w:sz w:val="18"/>
-          <w:szCs w:val="18"/>
-        </w:rPr>
-        <w:t>b_C</w:t>
-      </w:r>
-      <w:proofErr w:type="spellEnd"/>
-      <w:r>
-        <w:rPr>
-          <w:rFonts w:ascii="Courier New" w:eastAsia="Courier New" w:hAnsi="Courier New" w:cs="Courier New"/>
-          <w:color w:val="003366"/>
-          <w:sz w:val="18"/>
-          <w:szCs w:val="18"/>
-        </w:rPr>
-        <w:t>)</w:t>
-      </w:r>
-    </w:p>
-    <w:p>
-      <w:pPr>
-        <w:shd w:val="clear" w:color="auto" w:fill="F0F4FA"/>
-        <w:spacing w:before="20" w:after="20"/>
-        <w:ind w:left="360"/>
-      </w:pPr>
-      <w:r>
-        <w:rPr>
-          <w:rFonts w:ascii="Courier New" w:eastAsia="Courier New" w:hAnsi="Courier New" w:cs="Courier New"/>
-          <w:color w:val="003366"/>
-          <w:sz w:val="18"/>
-          <w:szCs w:val="18"/>
-        </w:rPr>
-        <w:t xml:space="preserve">Cell state:    </w:t>
-      </w:r>
-      <w:proofErr w:type="spellStart"/>
-      <w:r>
-        <w:rPr>
-          <w:rFonts w:ascii="Courier New" w:eastAsia="Courier New" w:hAnsi="Courier New" w:cs="Courier New"/>
-          <w:color w:val="003366"/>
-          <w:sz w:val="18"/>
-          <w:szCs w:val="18"/>
-        </w:rPr>
-        <w:t>C_t</w:t>
-      </w:r>
-      <w:proofErr w:type="spellEnd"/>
-      <w:r>
-        <w:rPr>
-          <w:rFonts w:ascii="Courier New" w:eastAsia="Courier New" w:hAnsi="Courier New" w:cs="Courier New"/>
-          <w:color w:val="003366"/>
-          <w:sz w:val="18"/>
-          <w:szCs w:val="18"/>
-        </w:rPr>
-        <w:t xml:space="preserve"> = </w:t>
-      </w:r>
-      <w:proofErr w:type="spellStart"/>
-      <w:r>
-        <w:rPr>
-          <w:rFonts w:ascii="Courier New" w:eastAsia="Courier New" w:hAnsi="Courier New" w:cs="Courier New"/>
-          <w:color w:val="003366"/>
-          <w:sz w:val="18"/>
-          <w:szCs w:val="18"/>
-        </w:rPr>
-        <w:t>f_t</w:t>
-      </w:r>
-      <w:proofErr w:type="spellEnd"/>
-      <w:r>
-        <w:rPr>
-          <w:rFonts w:ascii="Courier New" w:eastAsia="Courier New" w:hAnsi="Courier New" w:cs="Courier New"/>
-          <w:color w:val="003366"/>
-          <w:sz w:val="18"/>
-          <w:szCs w:val="18"/>
-        </w:rPr>
-        <w:t xml:space="preserve"> * C_{t-1} + </w:t>
-      </w:r>
-      <w:proofErr w:type="spellStart"/>
-      <w:r>
-        <w:rPr>
-          <w:rFonts w:ascii="Courier New" w:eastAsia="Courier New" w:hAnsi="Courier New" w:cs="Courier New"/>
-          <w:color w:val="003366"/>
-          <w:sz w:val="18"/>
-          <w:szCs w:val="18"/>
-        </w:rPr>
-        <w:t>i_t</w:t>
-      </w:r>
-      <w:proofErr w:type="spellEnd"/>
-      <w:r>
-        <w:rPr>
-          <w:rFonts w:ascii="Courier New" w:eastAsia="Courier New" w:hAnsi="Courier New" w:cs="Courier New"/>
-          <w:color w:val="003366"/>
-          <w:sz w:val="18"/>
-          <w:szCs w:val="18"/>
-        </w:rPr>
-        <w:t xml:space="preserve"> * </w:t>
-      </w:r>
-      <w:proofErr w:type="spellStart"/>
-      <w:r>
-        <w:rPr>
-          <w:rFonts w:ascii="Courier New" w:eastAsia="Courier New" w:hAnsi="Courier New" w:cs="Courier New"/>
-          <w:color w:val="003366"/>
-          <w:sz w:val="18"/>
-          <w:szCs w:val="18"/>
-        </w:rPr>
-        <w:t>C̃_t</w:t>
-      </w:r>
-      <w:proofErr w:type="spellEnd"/>
-    </w:p>
-    <w:p>
-      <w:pPr>
-        <w:shd w:val="clear" w:color="auto" w:fill="F0F4FA"/>
-        <w:spacing w:before="20" w:after="20"/>
-        <w:ind w:left="360"/>
-      </w:pPr>
-      <w:r>
-        <w:rPr>
-          <w:rFonts w:ascii="Courier New" w:eastAsia="Courier New" w:hAnsi="Courier New" w:cs="Courier New"/>
-          <w:color w:val="003366"/>
-          <w:sz w:val="18"/>
-          <w:szCs w:val="18"/>
-        </w:rPr>
-        <w:t xml:space="preserve">Output gate:   </w:t>
-      </w:r>
-      <w:proofErr w:type="spellStart"/>
-      <w:r>
-        <w:rPr>
-          <w:rFonts w:ascii="Courier New" w:eastAsia="Courier New" w:hAnsi="Courier New" w:cs="Courier New"/>
-          <w:color w:val="003366"/>
-          <w:sz w:val="18"/>
-          <w:szCs w:val="18"/>
-        </w:rPr>
-        <w:t>o_t</w:t>
-      </w:r>
-      <w:proofErr w:type="spellEnd"/>
-      <w:r>
-        <w:rPr>
-          <w:rFonts w:ascii="Courier New" w:eastAsia="Courier New" w:hAnsi="Courier New" w:cs="Courier New"/>
-          <w:color w:val="003366"/>
-          <w:sz w:val="18"/>
-          <w:szCs w:val="18"/>
-        </w:rPr>
-        <w:t xml:space="preserve"> = σ(</w:t>
-      </w:r>
-      <w:proofErr w:type="spellStart"/>
-      <w:r>
-        <w:rPr>
-          <w:rFonts w:ascii="Courier New" w:eastAsia="Courier New" w:hAnsi="Courier New" w:cs="Courier New"/>
-          <w:color w:val="003366"/>
-          <w:sz w:val="18"/>
-          <w:szCs w:val="18"/>
-        </w:rPr>
-        <w:t>W_o</w:t>
-      </w:r>
-      <w:proofErr w:type="spellEnd"/>
-      <w:r>
-        <w:rPr>
-          <w:rFonts w:ascii="Courier New" w:eastAsia="Courier New" w:hAnsi="Courier New" w:cs="Courier New"/>
-          <w:color w:val="003366"/>
-          <w:sz w:val="18"/>
-          <w:szCs w:val="18"/>
-        </w:rPr>
-        <w:t xml:space="preserve"> · [h_{t-1}, </w:t>
-      </w:r>
-      <w:proofErr w:type="spellStart"/>
-      <w:r>
-        <w:rPr>
-          <w:rFonts w:ascii="Courier New" w:eastAsia="Courier New" w:hAnsi="Courier New" w:cs="Courier New"/>
-          <w:color w:val="003366"/>
-          <w:sz w:val="18"/>
-          <w:szCs w:val="18"/>
-        </w:rPr>
-        <w:t>x_t</w:t>
-      </w:r>
-      <w:proofErr w:type="spellEnd"/>
-      <w:r>
-        <w:rPr>
-          <w:rFonts w:ascii="Courier New" w:eastAsia="Courier New" w:hAnsi="Courier New" w:cs="Courier New"/>
-          <w:color w:val="003366"/>
-          <w:sz w:val="18"/>
-          <w:szCs w:val="18"/>
-        </w:rPr>
-        <w:t xml:space="preserve">] + </w:t>
-      </w:r>
-      <w:proofErr w:type="spellStart"/>
-      <w:r>
-        <w:rPr>
-          <w:rFonts w:ascii="Courier New" w:eastAsia="Courier New" w:hAnsi="Courier New" w:cs="Courier New"/>
-          <w:color w:val="003366"/>
-          <w:sz w:val="18"/>
-          <w:szCs w:val="18"/>
-        </w:rPr>
-        <w:t>b_o</w:t>
-      </w:r>
-      <w:proofErr w:type="spellEnd"/>
-      <w:r>
-        <w:rPr>
-          <w:rFonts w:ascii="Courier New" w:eastAsia="Courier New" w:hAnsi="Courier New" w:cs="Courier New"/>
-          <w:color w:val="003366"/>
-          <w:sz w:val="18"/>
-          <w:szCs w:val="18"/>
-        </w:rPr>
-        <w:t>)</w:t>
-      </w:r>
-    </w:p>
-    <w:p>
-      <w:pPr>
-        <w:shd w:val="clear" w:color="auto" w:fill="F0F4FA"/>
-        <w:spacing w:before="20" w:after="20"/>
-        <w:ind w:left="360"/>
-      </w:pPr>
-      <w:r>
-        <w:rPr>
-          <w:rFonts w:ascii="Courier New" w:eastAsia="Courier New" w:hAnsi="Courier New" w:cs="Courier New"/>
-          <w:color w:val="003366"/>
-          <w:sz w:val="18"/>
-          <w:szCs w:val="18"/>
-        </w:rPr>
-        <w:t xml:space="preserve">Hidden state:  </w:t>
-      </w:r>
-      <w:proofErr w:type="spellStart"/>
-      <w:r>
-        <w:rPr>
-          <w:rFonts w:ascii="Courier New" w:eastAsia="Courier New" w:hAnsi="Courier New" w:cs="Courier New"/>
-          <w:color w:val="003366"/>
-          <w:sz w:val="18"/>
-          <w:szCs w:val="18"/>
-        </w:rPr>
-        <w:t>h_t</w:t>
-      </w:r>
-      <w:proofErr w:type="spellEnd"/>
-      <w:r>
-        <w:rPr>
-          <w:rFonts w:ascii="Courier New" w:eastAsia="Courier New" w:hAnsi="Courier New" w:cs="Courier New"/>
-          <w:color w:val="003366"/>
-          <w:sz w:val="18"/>
-          <w:szCs w:val="18"/>
-        </w:rPr>
-        <w:t xml:space="preserve"> = </w:t>
-      </w:r>
-      <w:proofErr w:type="spellStart"/>
-      <w:r>
-        <w:rPr>
-          <w:rFonts w:ascii="Courier New" w:eastAsia="Courier New" w:hAnsi="Courier New" w:cs="Courier New"/>
-          <w:color w:val="003366"/>
-          <w:sz w:val="18"/>
-          <w:szCs w:val="18"/>
-        </w:rPr>
-        <w:t>o_t</w:t>
-      </w:r>
-      <w:proofErr w:type="spellEnd"/>
-      <w:r>
-        <w:rPr>
-          <w:rFonts w:ascii="Courier New" w:eastAsia="Courier New" w:hAnsi="Courier New" w:cs="Courier New"/>
-          <w:color w:val="003366"/>
-          <w:sz w:val="18"/>
-          <w:szCs w:val="18"/>
-        </w:rPr>
-        <w:t xml:space="preserve"> * tanh(</w:t>
-      </w:r>
-      <w:proofErr w:type="spellStart"/>
-      <w:r>
-        <w:rPr>
-          <w:rFonts w:ascii="Courier New" w:eastAsia="Courier New" w:hAnsi="Courier New" w:cs="Courier New"/>
-          <w:color w:val="003366"/>
-          <w:sz w:val="18"/>
-          <w:szCs w:val="18"/>
-        </w:rPr>
-        <w:t>C_t</w:t>
-      </w:r>
-      <w:proofErr w:type="spellEnd"/>
-      <w:r>
-        <w:rPr>
-          <w:rFonts w:ascii="Courier New" w:eastAsia="Courier New" w:hAnsi="Courier New" w:cs="Courier New"/>
-          <w:color w:val="003366"/>
-          <w:sz w:val="18"/>
-          <w:szCs w:val="18"/>
-        </w:rPr>
-        <w:t>)</w:t>
+        <w:t>Hidden state:  h_t = o_t * tanh(C_t)</w:t>
       </w:r>
     </w:p>
     <w:p>
@@ -1168,35 +555,7 @@
               <w:rPr>
                 <w:color w:val="1A1A2E"/>
               </w:rPr>
-              <w:t xml:space="preserve">Input: Observation history tensor → shape (batch, 5, </w:t>
-            </w:r>
-            <w:proofErr w:type="spellStart"/>
-            <w:r>
-              <w:rPr>
-                <w:color w:val="1A1A2E"/>
-              </w:rPr>
-              <w:t>obs_dim</w:t>
-            </w:r>
-            <w:proofErr w:type="spellEnd"/>
-            <w:r>
-              <w:rPr>
-                <w:color w:val="1A1A2E"/>
-              </w:rPr>
-              <w:t xml:space="preserve">)  where </w:t>
-            </w:r>
-            <w:proofErr w:type="spellStart"/>
-            <w:r>
-              <w:rPr>
-                <w:color w:val="1A1A2E"/>
-              </w:rPr>
-              <w:t>obs_dim</w:t>
-            </w:r>
-            <w:proofErr w:type="spellEnd"/>
-            <w:r>
-              <w:rPr>
-                <w:color w:val="1A1A2E"/>
-              </w:rPr>
-              <w:t xml:space="preserve"> = 12 (3 heading + 9 sensors)</w:t>
+              <w:t>Input: Observation history tensor → shape (batch, 5, obs_dim)  where obs_dim = 12 (3 heading + 9 sensors)</w:t>
             </w:r>
           </w:p>
         </w:tc>
@@ -1227,21 +586,7 @@
               <w:rPr>
                 <w:color w:val="1A1A2E"/>
               </w:rPr>
-              <w:t xml:space="preserve">LSTM Layer: 1-layer LSTM, </w:t>
-            </w:r>
-            <w:proofErr w:type="spellStart"/>
-            <w:r>
-              <w:rPr>
-                <w:color w:val="1A1A2E"/>
-              </w:rPr>
-              <w:t>hidden_size</w:t>
-            </w:r>
-            <w:proofErr w:type="spellEnd"/>
-            <w:r>
-              <w:rPr>
-                <w:color w:val="1A1A2E"/>
-              </w:rPr>
-              <w:t>=128 → output shape (batch, 128)</w:t>
+              <w:t>LSTM Layer: 1-layer LSTM, hidden_size=128 → output shape (batch, 128)</w:t>
             </w:r>
           </w:p>
         </w:tc>
@@ -1335,21 +680,7 @@
               <w:rPr>
                 <w:color w:val="1A1A2E"/>
               </w:rPr>
-              <w:t xml:space="preserve">Optimiser: RMSprop for both actor and critic, </w:t>
-            </w:r>
-            <w:proofErr w:type="spellStart"/>
-            <w:r>
-              <w:rPr>
-                <w:color w:val="1A1A2E"/>
-              </w:rPr>
-              <w:t>lr</w:t>
-            </w:r>
-            <w:proofErr w:type="spellEnd"/>
-            <w:r>
-              <w:rPr>
-                <w:color w:val="1A1A2E"/>
-              </w:rPr>
-              <w:t xml:space="preserve"> = 1e-3</w:t>
+              <w:t>Optimiser: RMSprop for both actor and critic, lr = 1e-3</w:t>
             </w:r>
           </w:p>
         </w:tc>
@@ -1380,21 +711,7 @@
               <w:rPr>
                 <w:color w:val="1A1A2E"/>
               </w:rPr>
-              <w:t xml:space="preserve">Target Networks: Hard-copy at </w:t>
-            </w:r>
-            <w:proofErr w:type="spellStart"/>
-            <w:r>
-              <w:rPr>
-                <w:color w:val="1A1A2E"/>
-              </w:rPr>
-              <w:t>init</w:t>
-            </w:r>
-            <w:proofErr w:type="spellEnd"/>
-            <w:r>
-              <w:rPr>
-                <w:color w:val="1A1A2E"/>
-              </w:rPr>
-              <w:t>, soft-updated each step with τ = 0.01</w:t>
+              <w:t>Target Networks: Hard-copy at init, soft-updated each step with τ = 0.01</w:t>
             </w:r>
           </w:p>
         </w:tc>
@@ -1515,21 +832,7 @@
         <w:rPr>
           <w:color w:val="1A1A2E"/>
         </w:rPr>
-        <w:t xml:space="preserve">The action space in 2D ARC is a single scalar: the heading change </w:t>
-      </w:r>
-      <w:proofErr w:type="spellStart"/>
-      <w:r>
-        <w:rPr>
-          <w:color w:val="1A1A2E"/>
-        </w:rPr>
-        <w:t>Δψ</w:t>
-      </w:r>
-      <w:proofErr w:type="spellEnd"/>
-      <w:r>
-        <w:rPr>
-          <w:color w:val="1A1A2E"/>
-        </w:rPr>
-        <w:t xml:space="preserve"> per timestep. The actor outputs a value in the range [-1, +1] via the tanh activation, which is then scaled to the physical action range of [-π/20, +π/20] radians (approximately ±9 degrees). At a UAV speed of 3.0 m/s with a sampling interval of 1.0 second, this translates to a maximum lateral displacement of roughly 0.47 metres per step, providing smooth, physically realistic trajectories.</w:t>
+        <w:t>The action space in 2D ARC is a single scalar: the heading change Δψ per timestep. The actor outputs a value in the range [-1, +1] via the tanh activation, which is then scaled to the physical action range of [-π/20, +π/20] radians (approximately ±9 degrees). At a UAV speed of 3.0 m/s with a sampling interval of 1.0 second, this translates to a maximum lateral displacement of roughly 0.47 metres per step, providing smooth, physically realistic trajectories.</w:t>
       </w:r>
     </w:p>
     <w:p>
@@ -1641,21 +944,7 @@
         <w:rPr>
           <w:color w:val="1A1A2E"/>
         </w:rPr>
-        <w:t xml:space="preserve">The primary dense reward signal is the LOS term, weighted by </w:t>
-      </w:r>
-      <w:proofErr w:type="spellStart"/>
-      <w:r>
-        <w:rPr>
-          <w:color w:val="1A1A2E"/>
-        </w:rPr>
-        <w:t>λ_LOS</w:t>
-      </w:r>
-      <w:proofErr w:type="spellEnd"/>
-      <w:r>
-        <w:rPr>
-          <w:color w:val="1A1A2E"/>
-        </w:rPr>
-        <w:t xml:space="preserve"> = 1.0. At each timestep, a straight line is drawn from the UAV's current position to the target. If this line is unobstructed (no obstacle intersects it), the agent receives a positive reward proportional to its progress along the LOS direction. Formally, the reward is proportional to the dot product of the UAV's displacement vector with the normalised unit vector pointing from the current position to the target. A UAV flying directly toward the target with no obstacles in between earns the maximum LOS reward. A UAV flying perpendicular to the LOS direction earns zero. A UAV flying away earns a negative LOS contribution.</w:t>
+        <w:t>The primary dense reward signal is the LOS term, weighted by λ_LOS = 1.0. At each timestep, a straight line is drawn from the UAV's current position to the target. If this line is unobstructed (no obstacle intersects it), the agent receives a positive reward proportional to its progress along the LOS direction. Formally, the reward is proportional to the dot product of the UAV's displacement vector with the normalised unit vector pointing from the current position to the target. A UAV flying directly toward the target with no obstacles in between earns the maximum LOS reward. A UAV flying perpendicular to the LOS direction earns zero. A UAV flying away earns a negative LOS contribution.</w:t>
       </w:r>
     </w:p>
     <w:p>
@@ -1698,21 +987,7 @@
         <w:rPr>
           <w:color w:val="1A1A2E"/>
         </w:rPr>
-        <w:t xml:space="preserve">The obstacle penalty term is controlled by </w:t>
-      </w:r>
-      <w:proofErr w:type="spellStart"/>
-      <w:r>
-        <w:rPr>
-          <w:color w:val="1A1A2E"/>
-        </w:rPr>
-        <w:t>σ_obstacle</w:t>
-      </w:r>
-      <w:proofErr w:type="spellEnd"/>
-      <w:r>
-        <w:rPr>
-          <w:color w:val="1A1A2E"/>
-        </w:rPr>
-        <w:t xml:space="preserve"> = -0.1. This term fires when any ray-cast sensor reading falls below a safety threshold, penalising the agent proportionally to how close it is to an obstacle. The penalty increases as the sensor reading decreases toward zero, creating a repulsive potential gradient around obstacle boundaries. This directly mirrors the repulsive term of APF methods.</w:t>
+        <w:t>The obstacle penalty term is controlled by σ_obstacle = -0.1. This term fires when any ray-cast sensor reading falls below a safety threshold, penalising the agent proportionally to how close it is to an obstacle. The penalty increases as the sensor reading decreases toward zero, creating a repulsive potential gradient around obstacle boundaries.</w:t>
       </w:r>
     </w:p>
     <w:p>
@@ -1728,7 +1003,7 @@
         <w:rPr>
           <w:color w:val="1A1A2E"/>
         </w:rPr>
-        <w:t>The penalty is deliberately mild (-0.1 weight) to avoid over-conservatism: if the obstacle penalty were too large, the agent would learn to hover in open space far from any obstacles rather than navigating toward the target. The balance between the attractive LOS reward and the repulsive obstacle penalty is the core of the APF analogy.</w:t>
+        <w:t xml:space="preserve">The penalty is deliberately mild (-0.1 weight) to avoid over-conservatism: if the obstacle penalty were too large, the agent would learn to hover in open space far from any obstacles rather than navigating toward the target. </w:t>
       </w:r>
     </w:p>
     <w:p>
@@ -1755,49 +1030,8 @@
         <w:rPr>
           <w:color w:val="1A1A2E"/>
         </w:rPr>
-        <w:t xml:space="preserve">The terminal scalar </w:t>
-      </w:r>
-      <w:proofErr w:type="spellStart"/>
-      <w:r>
-        <w:rPr>
-          <w:color w:val="1A1A2E"/>
-        </w:rPr>
-        <w:t>k_terminal</w:t>
-      </w:r>
-      <w:proofErr w:type="spellEnd"/>
-      <w:r>
-        <w:rPr>
-          <w:color w:val="1A1A2E"/>
-        </w:rPr>
-        <w:t xml:space="preserve"> = 100.0 governs both the success reward and the collision penalty. On successful target reach (distance less than </w:t>
-      </w:r>
-      <w:proofErr w:type="spellStart"/>
-      <w:r>
-        <w:rPr>
-          <w:color w:val="1A1A2E"/>
-        </w:rPr>
-        <w:t>d_min_target</w:t>
-      </w:r>
-      <w:proofErr w:type="spellEnd"/>
-      <w:r>
-        <w:rPr>
-          <w:color w:val="1A1A2E"/>
-        </w:rPr>
-        <w:t xml:space="preserve"> = 10 metres), the agent receives +100. On collision (distance to any obstacle less than </w:t>
-      </w:r>
-      <w:proofErr w:type="spellStart"/>
-      <w:r>
-        <w:rPr>
-          <w:color w:val="1A1A2E"/>
-        </w:rPr>
-        <w:t>d_min_obstacle</w:t>
-      </w:r>
-      <w:proofErr w:type="spellEnd"/>
-      <w:r>
-        <w:rPr>
-          <w:color w:val="1A1A2E"/>
-        </w:rPr>
-        <w:t xml:space="preserve"> = 5 metres), the agent receives -100. The magnitude of these terminal signals dominates the total episode return, ensuring the agent has a strong long-term incentive to reach the target and an equally strong disincentive to collide. The discount factor γ = 0.9 means that terminal rewards many steps in the future are substantially discounted, creating pressure to reach the target quickly.</w:t>
+        <w:lastRenderedPageBreak/>
+        <w:t>The terminal scalar k_terminal = 100.0 governs both the success reward and the collision penalty. On successful target reach (distance less than d_min_target = 10 metres), the agent receives +100. On collision (distance to any obstacle less than d_min_obstacle = 5 metres), the agent receives -100. The magnitude of these terminal signals dominates the total episode return, ensuring the agent has a strong long-term incentive to reach the target and an equally strong disincentive to collide. The discount factor γ = 0.9 means that terminal rewards many steps in the future are substantially discounted, creating pressure to reach the target quickly.</w:t>
       </w:r>
     </w:p>
     <w:p>
@@ -1869,7 +1103,6 @@
         <w:spacing w:before="20" w:after="20"/>
         <w:ind w:left="360"/>
       </w:pPr>
-      <w:proofErr w:type="spellStart"/>
       <w:r>
         <w:rPr>
           <w:rFonts w:ascii="Courier New" w:eastAsia="Courier New" w:hAnsi="Courier New" w:cs="Courier New"/>
@@ -1877,9 +1110,15 @@
           <w:sz w:val="18"/>
           <w:szCs w:val="18"/>
         </w:rPr>
-        <w:t>r_t</w:t>
-      </w:r>
-      <w:proofErr w:type="spellEnd"/>
+        <w:t>r_t = λ_LOS · r_LOS(s_t, a_t)</w:t>
+      </w:r>
+    </w:p>
+    <w:p>
+      <w:pPr>
+        <w:shd w:val="clear" w:color="auto" w:fill="F0F4FA"/>
+        <w:spacing w:before="20" w:after="20"/>
+        <w:ind w:left="360"/>
+      </w:pPr>
       <w:r>
         <w:rPr>
           <w:rFonts w:ascii="Courier New" w:eastAsia="Courier New" w:hAnsi="Courier New" w:cs="Courier New"/>
@@ -1887,9 +1126,15 @@
           <w:sz w:val="18"/>
           <w:szCs w:val="18"/>
         </w:rPr>
-        <w:t xml:space="preserve"> = </w:t>
-      </w:r>
-      <w:proofErr w:type="spellStart"/>
+        <w:t xml:space="preserve">    + σ_obstacle · penalty_obstacle(s_t)</w:t>
+      </w:r>
+    </w:p>
+    <w:p>
+      <w:pPr>
+        <w:shd w:val="clear" w:color="auto" w:fill="F0F4FA"/>
+        <w:spacing w:before="20" w:after="20"/>
+        <w:ind w:left="360"/>
+      </w:pPr>
       <w:r>
         <w:rPr>
           <w:rFonts w:ascii="Courier New" w:eastAsia="Courier New" w:hAnsi="Courier New" w:cs="Courier New"/>
@@ -1897,9 +1142,15 @@
           <w:sz w:val="18"/>
           <w:szCs w:val="18"/>
         </w:rPr>
-        <w:t>λ_LOS</w:t>
-      </w:r>
-      <w:proofErr w:type="spellEnd"/>
+        <w:t xml:space="preserve">    + α_action · |a_t|²</w:t>
+      </w:r>
+    </w:p>
+    <w:p>
+      <w:pPr>
+        <w:shd w:val="clear" w:color="auto" w:fill="F0F4FA"/>
+        <w:spacing w:before="20" w:after="20"/>
+        <w:ind w:left="360"/>
+      </w:pPr>
       <w:r>
         <w:rPr>
           <w:rFonts w:ascii="Courier New" w:eastAsia="Courier New" w:hAnsi="Courier New" w:cs="Courier New"/>
@@ -1907,195 +1158,7 @@
           <w:sz w:val="18"/>
           <w:szCs w:val="18"/>
         </w:rPr>
-        <w:t xml:space="preserve"> · </w:t>
-      </w:r>
-      <w:proofErr w:type="spellStart"/>
-      <w:r>
-        <w:rPr>
-          <w:rFonts w:ascii="Courier New" w:eastAsia="Courier New" w:hAnsi="Courier New" w:cs="Courier New"/>
-          <w:color w:val="003366"/>
-          <w:sz w:val="18"/>
-          <w:szCs w:val="18"/>
-        </w:rPr>
-        <w:t>r_LOS</w:t>
-      </w:r>
-      <w:proofErr w:type="spellEnd"/>
-      <w:r>
-        <w:rPr>
-          <w:rFonts w:ascii="Courier New" w:eastAsia="Courier New" w:hAnsi="Courier New" w:cs="Courier New"/>
-          <w:color w:val="003366"/>
-          <w:sz w:val="18"/>
-          <w:szCs w:val="18"/>
-        </w:rPr>
-        <w:t>(</w:t>
-      </w:r>
-      <w:proofErr w:type="spellStart"/>
-      <w:r>
-        <w:rPr>
-          <w:rFonts w:ascii="Courier New" w:eastAsia="Courier New" w:hAnsi="Courier New" w:cs="Courier New"/>
-          <w:color w:val="003366"/>
-          <w:sz w:val="18"/>
-          <w:szCs w:val="18"/>
-        </w:rPr>
-        <w:t>s_t</w:t>
-      </w:r>
-      <w:proofErr w:type="spellEnd"/>
-      <w:r>
-        <w:rPr>
-          <w:rFonts w:ascii="Courier New" w:eastAsia="Courier New" w:hAnsi="Courier New" w:cs="Courier New"/>
-          <w:color w:val="003366"/>
-          <w:sz w:val="18"/>
-          <w:szCs w:val="18"/>
-        </w:rPr>
-        <w:t xml:space="preserve">, </w:t>
-      </w:r>
-      <w:proofErr w:type="spellStart"/>
-      <w:r>
-        <w:rPr>
-          <w:rFonts w:ascii="Courier New" w:eastAsia="Courier New" w:hAnsi="Courier New" w:cs="Courier New"/>
-          <w:color w:val="003366"/>
-          <w:sz w:val="18"/>
-          <w:szCs w:val="18"/>
-        </w:rPr>
-        <w:t>a_t</w:t>
-      </w:r>
-      <w:proofErr w:type="spellEnd"/>
-      <w:r>
-        <w:rPr>
-          <w:rFonts w:ascii="Courier New" w:eastAsia="Courier New" w:hAnsi="Courier New" w:cs="Courier New"/>
-          <w:color w:val="003366"/>
-          <w:sz w:val="18"/>
-          <w:szCs w:val="18"/>
-        </w:rPr>
-        <w:t>)</w:t>
-      </w:r>
-    </w:p>
-    <w:p>
-      <w:pPr>
-        <w:shd w:val="clear" w:color="auto" w:fill="F0F4FA"/>
-        <w:spacing w:before="20" w:after="20"/>
-        <w:ind w:left="360"/>
-      </w:pPr>
-      <w:r>
-        <w:rPr>
-          <w:rFonts w:ascii="Courier New" w:eastAsia="Courier New" w:hAnsi="Courier New" w:cs="Courier New"/>
-          <w:color w:val="003366"/>
-          <w:sz w:val="18"/>
-          <w:szCs w:val="18"/>
-        </w:rPr>
-        <w:t xml:space="preserve">    + </w:t>
-      </w:r>
-      <w:proofErr w:type="spellStart"/>
-      <w:r>
-        <w:rPr>
-          <w:rFonts w:ascii="Courier New" w:eastAsia="Courier New" w:hAnsi="Courier New" w:cs="Courier New"/>
-          <w:color w:val="003366"/>
-          <w:sz w:val="18"/>
-          <w:szCs w:val="18"/>
-        </w:rPr>
-        <w:t>σ_obstacle</w:t>
-      </w:r>
-      <w:proofErr w:type="spellEnd"/>
-      <w:r>
-        <w:rPr>
-          <w:rFonts w:ascii="Courier New" w:eastAsia="Courier New" w:hAnsi="Courier New" w:cs="Courier New"/>
-          <w:color w:val="003366"/>
-          <w:sz w:val="18"/>
-          <w:szCs w:val="18"/>
-        </w:rPr>
-        <w:t xml:space="preserve"> · </w:t>
-      </w:r>
-      <w:proofErr w:type="spellStart"/>
-      <w:r>
-        <w:rPr>
-          <w:rFonts w:ascii="Courier New" w:eastAsia="Courier New" w:hAnsi="Courier New" w:cs="Courier New"/>
-          <w:color w:val="003366"/>
-          <w:sz w:val="18"/>
-          <w:szCs w:val="18"/>
-        </w:rPr>
-        <w:t>penalty_obstacle</w:t>
-      </w:r>
-      <w:proofErr w:type="spellEnd"/>
-      <w:r>
-        <w:rPr>
-          <w:rFonts w:ascii="Courier New" w:eastAsia="Courier New" w:hAnsi="Courier New" w:cs="Courier New"/>
-          <w:color w:val="003366"/>
-          <w:sz w:val="18"/>
-          <w:szCs w:val="18"/>
-        </w:rPr>
-        <w:t>(</w:t>
-      </w:r>
-      <w:proofErr w:type="spellStart"/>
-      <w:r>
-        <w:rPr>
-          <w:rFonts w:ascii="Courier New" w:eastAsia="Courier New" w:hAnsi="Courier New" w:cs="Courier New"/>
-          <w:color w:val="003366"/>
-          <w:sz w:val="18"/>
-          <w:szCs w:val="18"/>
-        </w:rPr>
-        <w:t>s_t</w:t>
-      </w:r>
-      <w:proofErr w:type="spellEnd"/>
-      <w:r>
-        <w:rPr>
-          <w:rFonts w:ascii="Courier New" w:eastAsia="Courier New" w:hAnsi="Courier New" w:cs="Courier New"/>
-          <w:color w:val="003366"/>
-          <w:sz w:val="18"/>
-          <w:szCs w:val="18"/>
-        </w:rPr>
-        <w:t>)</w:t>
-      </w:r>
-    </w:p>
-    <w:p>
-      <w:pPr>
-        <w:shd w:val="clear" w:color="auto" w:fill="F0F4FA"/>
-        <w:spacing w:before="20" w:after="20"/>
-        <w:ind w:left="360"/>
-      </w:pPr>
-      <w:r>
-        <w:rPr>
-          <w:rFonts w:ascii="Courier New" w:eastAsia="Courier New" w:hAnsi="Courier New" w:cs="Courier New"/>
-          <w:color w:val="003366"/>
-          <w:sz w:val="18"/>
-          <w:szCs w:val="18"/>
-        </w:rPr>
-        <w:t xml:space="preserve">    + α_action · |a_t|²</w:t>
-      </w:r>
-    </w:p>
-    <w:p>
-      <w:pPr>
-        <w:shd w:val="clear" w:color="auto" w:fill="F0F4FA"/>
-        <w:spacing w:before="20" w:after="20"/>
-        <w:ind w:left="360"/>
-      </w:pPr>
-      <w:r>
-        <w:rPr>
-          <w:rFonts w:ascii="Courier New" w:eastAsia="Courier New" w:hAnsi="Courier New" w:cs="Courier New"/>
-          <w:color w:val="003366"/>
-          <w:sz w:val="18"/>
-          <w:szCs w:val="18"/>
-        </w:rPr>
-        <w:t xml:space="preserve">    + </w:t>
-      </w:r>
-      <w:proofErr w:type="spellStart"/>
-      <w:r>
-        <w:rPr>
-          <w:rFonts w:ascii="Courier New" w:eastAsia="Courier New" w:hAnsi="Courier New" w:cs="Courier New"/>
-          <w:color w:val="003366"/>
-          <w:sz w:val="18"/>
-          <w:szCs w:val="18"/>
-        </w:rPr>
-        <w:t>k_terminal</w:t>
-      </w:r>
-      <w:proofErr w:type="spellEnd"/>
-      <w:r>
-        <w:rPr>
-          <w:rFonts w:ascii="Courier New" w:eastAsia="Courier New" w:hAnsi="Courier New" w:cs="Courier New"/>
-          <w:color w:val="003366"/>
-          <w:sz w:val="18"/>
-          <w:szCs w:val="18"/>
-        </w:rPr>
-        <w:t xml:space="preserve"> · [+1 if success, -1 if collision]  (terminal step only)</w:t>
+        <w:t xml:space="preserve">    + k_terminal · [+1 if success, -1 if collision]  (terminal step only)</w:t>
       </w:r>
     </w:p>
     <w:p>
@@ -2132,49 +1195,7 @@
         <w:rPr>
           <w:color w:val="1A1A2E"/>
         </w:rPr>
-        <w:t xml:space="preserve">The 2D ARC system uses a multi-UAV exploring starts strategy. In each training episode, </w:t>
-      </w:r>
-      <w:proofErr w:type="spellStart"/>
-      <w:r>
-        <w:rPr>
-          <w:color w:val="1A1A2E"/>
-        </w:rPr>
-        <w:t>num_uavs</w:t>
-      </w:r>
-      <w:proofErr w:type="spellEnd"/>
-      <w:r>
-        <w:rPr>
-          <w:color w:val="1A1A2E"/>
-        </w:rPr>
-        <w:t xml:space="preserve"> = 5 independent UAVs are simulated in parallel. All five share the same single ARC agent (identical network weights) and the same single replay buffer. Each UAV starts from a different randomly sampled initial position (within </w:t>
-      </w:r>
-      <w:proofErr w:type="spellStart"/>
-      <w:r>
-        <w:rPr>
-          <w:color w:val="1A1A2E"/>
-        </w:rPr>
-        <w:t>uav_start_range</w:t>
-      </w:r>
-      <w:proofErr w:type="spellEnd"/>
-      <w:r>
-        <w:rPr>
-          <w:color w:val="1A1A2E"/>
-        </w:rPr>
-        <w:t xml:space="preserve">) and runs its own independent episode rollout. After each step, all UAVs push their individual transitions into the shared replay buffer. Once any UAV's episode terminates (success, collision, or </w:t>
-      </w:r>
-      <w:proofErr w:type="spellStart"/>
-      <w:r>
-        <w:rPr>
-          <w:color w:val="1A1A2E"/>
-        </w:rPr>
-        <w:t>max_steps</w:t>
-      </w:r>
-      <w:proofErr w:type="spellEnd"/>
-      <w:r>
-        <w:rPr>
-          <w:color w:val="1A1A2E"/>
-        </w:rPr>
-        <w:t xml:space="preserve"> reached), it is immediately reset to a new random start.</w:t>
+        <w:t>The 2D ARC system uses a multi-UAV exploring starts strategy. In each training episode, num_uavs = 5 independent UAVs are simulated in parallel. All five share the same single ARC agent (identical network weights) and the same single replay buffer. Each UAV starts from a different randomly sampled initial position (within uav_start_range) and runs its own independent episode rollout. After each step, all UAVs push their individual transitions into the shared replay buffer. Once any UAV's episode terminates (success, collision, or max_steps reached), it is immediately reset to a new random start.</w:t>
       </w:r>
     </w:p>
     <w:p>
@@ -2218,6 +1239,7 @@
         <w:rPr>
           <w:color w:val="1A1A2E"/>
         </w:rPr>
+        <w:lastRenderedPageBreak/>
         <w:t>Despite the parallel rollout, all network weight updates are still performed sequentially. After each full episode (when all 5 UAVs have finished), the training loop samples a batch from the shared replay buffer and performs one DDPG update step. The network update frequency is therefore once per episode, not once per step. This ratio of 1 update per episode is typical for small replay buffers and low data regimes.</w:t>
       </w:r>
     </w:p>
@@ -2509,7 +1531,6 @@
             </w:tcMar>
           </w:tcPr>
           <w:p>
-            <w:proofErr w:type="spellStart"/>
             <w:r>
               <w:rPr>
                 <w:rFonts w:ascii="Courier New" w:eastAsia="Courier New" w:hAnsi="Courier New" w:cs="Courier New"/>
@@ -2521,7 +1542,6 @@
               </w:rPr>
               <w:t>uav_speed</w:t>
             </w:r>
-            <w:proofErr w:type="spellEnd"/>
           </w:p>
         </w:tc>
         <w:tc>
@@ -2609,7 +1629,6 @@
             </w:tcMar>
           </w:tcPr>
           <w:p>
-            <w:proofErr w:type="spellStart"/>
             <w:r>
               <w:rPr>
                 <w:rFonts w:ascii="Courier New" w:eastAsia="Courier New" w:hAnsi="Courier New" w:cs="Courier New"/>
@@ -2621,7 +1640,6 @@
               </w:rPr>
               <w:t>target_speed</w:t>
             </w:r>
-            <w:proofErr w:type="spellEnd"/>
           </w:p>
         </w:tc>
         <w:tc>
@@ -2679,43 +1697,7 @@
                 <w:sz w:val="20"/>
                 <w:szCs w:val="20"/>
               </w:rPr>
-              <w:t xml:space="preserve">Target entity speed. 0 for stationary </w:t>
-            </w:r>
-            <w:proofErr w:type="spellStart"/>
-            <w:r>
-              <w:rPr>
-                <w:color w:val="1A1A2E"/>
-                <w:sz w:val="20"/>
-                <w:szCs w:val="20"/>
-              </w:rPr>
-              <w:t>envs</w:t>
-            </w:r>
-            <w:proofErr w:type="spellEnd"/>
-            <w:r>
-              <w:rPr>
-                <w:color w:val="1A1A2E"/>
-                <w:sz w:val="20"/>
-                <w:szCs w:val="20"/>
-              </w:rPr>
-              <w:t xml:space="preserve">, non-zero for dynamic </w:t>
-            </w:r>
-            <w:proofErr w:type="spellStart"/>
-            <w:r>
-              <w:rPr>
-                <w:color w:val="1A1A2E"/>
-                <w:sz w:val="20"/>
-                <w:szCs w:val="20"/>
-              </w:rPr>
-              <w:t>envs</w:t>
-            </w:r>
-            <w:proofErr w:type="spellEnd"/>
-            <w:r>
-              <w:rPr>
-                <w:color w:val="1A1A2E"/>
-                <w:sz w:val="20"/>
-                <w:szCs w:val="20"/>
-              </w:rPr>
-              <w:t>.</w:t>
+              <w:t>Target entity speed. 0 for stationary envs, non-zero for dynamic envs.</w:t>
             </w:r>
           </w:p>
         </w:tc>
@@ -2745,7 +1727,6 @@
             </w:tcMar>
           </w:tcPr>
           <w:p>
-            <w:proofErr w:type="spellStart"/>
             <w:r>
               <w:rPr>
                 <w:rFonts w:ascii="Courier New" w:eastAsia="Courier New" w:hAnsi="Courier New" w:cs="Courier New"/>
@@ -2757,7 +1738,6 @@
               </w:rPr>
               <w:t>sampling_interval</w:t>
             </w:r>
-            <w:proofErr w:type="spellEnd"/>
           </w:p>
         </w:tc>
         <w:tc>
@@ -2815,25 +1795,7 @@
                 <w:sz w:val="20"/>
                 <w:szCs w:val="20"/>
               </w:rPr>
-              <w:t xml:space="preserve">Simulation timestep. Combined with </w:t>
-            </w:r>
-            <w:proofErr w:type="spellStart"/>
-            <w:r>
-              <w:rPr>
-                <w:color w:val="1A1A2E"/>
-                <w:sz w:val="20"/>
-                <w:szCs w:val="20"/>
-              </w:rPr>
-              <w:t>uav_speed</w:t>
-            </w:r>
-            <w:proofErr w:type="spellEnd"/>
-            <w:r>
-              <w:rPr>
-                <w:color w:val="1A1A2E"/>
-                <w:sz w:val="20"/>
-                <w:szCs w:val="20"/>
-              </w:rPr>
-              <w:t xml:space="preserve"> determines step distance.</w:t>
+              <w:t>Simulation timestep. Combined with uav_speed determines step distance.</w:t>
             </w:r>
           </w:p>
         </w:tc>
@@ -2863,7 +1825,6 @@
             </w:tcMar>
           </w:tcPr>
           <w:p>
-            <w:proofErr w:type="spellStart"/>
             <w:r>
               <w:rPr>
                 <w:rFonts w:ascii="Courier New" w:eastAsia="Courier New" w:hAnsi="Courier New" w:cs="Courier New"/>
@@ -2875,7 +1836,6 @@
               </w:rPr>
               <w:t>max_steps</w:t>
             </w:r>
-            <w:proofErr w:type="spellEnd"/>
           </w:p>
         </w:tc>
         <w:tc>
@@ -2963,7 +1923,6 @@
             </w:tcMar>
           </w:tcPr>
           <w:p>
-            <w:proofErr w:type="spellStart"/>
             <w:r>
               <w:rPr>
                 <w:rFonts w:ascii="Courier New" w:eastAsia="Courier New" w:hAnsi="Courier New" w:cs="Courier New"/>
@@ -2975,7 +1934,6 @@
               </w:rPr>
               <w:t>num_sensors</w:t>
             </w:r>
-            <w:proofErr w:type="spellEnd"/>
           </w:p>
         </w:tc>
         <w:tc>
@@ -3063,7 +2021,6 @@
             </w:tcMar>
           </w:tcPr>
           <w:p>
-            <w:proofErr w:type="spellStart"/>
             <w:r>
               <w:rPr>
                 <w:rFonts w:ascii="Courier New" w:eastAsia="Courier New" w:hAnsi="Courier New" w:cs="Courier New"/>
@@ -3075,7 +2032,6 @@
               </w:rPr>
               <w:t>sensor_range</w:t>
             </w:r>
-            <w:proofErr w:type="spellEnd"/>
           </w:p>
         </w:tc>
         <w:tc>
@@ -3163,7 +2119,6 @@
             </w:tcMar>
           </w:tcPr>
           <w:p>
-            <w:proofErr w:type="spellStart"/>
             <w:r>
               <w:rPr>
                 <w:rFonts w:ascii="Courier New" w:eastAsia="Courier New" w:hAnsi="Courier New" w:cs="Courier New"/>
@@ -3175,7 +2130,6 @@
               </w:rPr>
               <w:t>d_min_obstacle</w:t>
             </w:r>
-            <w:proofErr w:type="spellEnd"/>
           </w:p>
         </w:tc>
         <w:tc>
@@ -3263,7 +2217,6 @@
             </w:tcMar>
           </w:tcPr>
           <w:p>
-            <w:proofErr w:type="spellStart"/>
             <w:r>
               <w:rPr>
                 <w:rFonts w:ascii="Courier New" w:eastAsia="Courier New" w:hAnsi="Courier New" w:cs="Courier New"/>
@@ -3275,7 +2228,6 @@
               </w:rPr>
               <w:t>d_min_target</w:t>
             </w:r>
-            <w:proofErr w:type="spellEnd"/>
           </w:p>
         </w:tc>
         <w:tc>
@@ -3363,7 +2315,6 @@
             </w:tcMar>
           </w:tcPr>
           <w:p>
-            <w:proofErr w:type="spellStart"/>
             <w:r>
               <w:rPr>
                 <w:rFonts w:ascii="Courier New" w:eastAsia="Courier New" w:hAnsi="Courier New" w:cs="Courier New"/>
@@ -3375,7 +2326,6 @@
               </w:rPr>
               <w:t>num_uavs</w:t>
             </w:r>
-            <w:proofErr w:type="spellEnd"/>
           </w:p>
         </w:tc>
         <w:tc>
@@ -3608,7 +2558,6 @@
             </w:tcMar>
           </w:tcPr>
           <w:p>
-            <w:proofErr w:type="spellStart"/>
             <w:r>
               <w:rPr>
                 <w:rFonts w:ascii="Courier New" w:eastAsia="Courier New" w:hAnsi="Courier New" w:cs="Courier New"/>
@@ -3618,10 +2567,8 @@
                 <w:sz w:val="20"/>
                 <w:szCs w:val="20"/>
               </w:rPr>
-              <w:lastRenderedPageBreak/>
               <w:t>lstm_hidden_size</w:t>
             </w:r>
-            <w:proofErr w:type="spellEnd"/>
           </w:p>
         </w:tc>
         <w:tc>
@@ -3709,7 +2656,6 @@
             </w:tcMar>
           </w:tcPr>
           <w:p>
-            <w:proofErr w:type="spellStart"/>
             <w:r>
               <w:rPr>
                 <w:rFonts w:ascii="Courier New" w:eastAsia="Courier New" w:hAnsi="Courier New" w:cs="Courier New"/>
@@ -3719,9 +2665,9 @@
                 <w:sz w:val="20"/>
                 <w:szCs w:val="20"/>
               </w:rPr>
+              <w:lastRenderedPageBreak/>
               <w:t>lstm_num_layers</w:t>
             </w:r>
-            <w:proofErr w:type="spellEnd"/>
           </w:p>
         </w:tc>
         <w:tc>
@@ -3809,7 +2755,6 @@
             </w:tcMar>
           </w:tcPr>
           <w:p>
-            <w:proofErr w:type="spellStart"/>
             <w:r>
               <w:rPr>
                 <w:rFonts w:ascii="Courier New" w:eastAsia="Courier New" w:hAnsi="Courier New" w:cs="Courier New"/>
@@ -3821,7 +2766,6 @@
               </w:rPr>
               <w:t>actor_hidden_size</w:t>
             </w:r>
-            <w:proofErr w:type="spellEnd"/>
           </w:p>
         </w:tc>
         <w:tc>
@@ -3909,7 +2853,6 @@
             </w:tcMar>
           </w:tcPr>
           <w:p>
-            <w:proofErr w:type="spellStart"/>
             <w:r>
               <w:rPr>
                 <w:rFonts w:ascii="Courier New" w:eastAsia="Courier New" w:hAnsi="Courier New" w:cs="Courier New"/>
@@ -3921,7 +2864,6 @@
               </w:rPr>
               <w:t>critic_hidden_size</w:t>
             </w:r>
-            <w:proofErr w:type="spellEnd"/>
           </w:p>
         </w:tc>
         <w:tc>
@@ -4009,7 +2951,6 @@
             </w:tcMar>
           </w:tcPr>
           <w:p>
-            <w:proofErr w:type="spellStart"/>
             <w:r>
               <w:rPr>
                 <w:rFonts w:ascii="Courier New" w:eastAsia="Courier New" w:hAnsi="Courier New" w:cs="Courier New"/>
@@ -4021,7 +2962,6 @@
               </w:rPr>
               <w:t>history_length</w:t>
             </w:r>
-            <w:proofErr w:type="spellEnd"/>
           </w:p>
         </w:tc>
         <w:tc>
@@ -4109,7 +3049,6 @@
             </w:tcMar>
           </w:tcPr>
           <w:p>
-            <w:proofErr w:type="spellStart"/>
             <w:r>
               <w:rPr>
                 <w:rFonts w:ascii="Courier New" w:eastAsia="Courier New" w:hAnsi="Courier New" w:cs="Courier New"/>
@@ -4121,7 +3060,6 @@
               </w:rPr>
               <w:t>obs_dim</w:t>
             </w:r>
-            <w:proofErr w:type="spellEnd"/>
           </w:p>
         </w:tc>
         <w:tc>
@@ -4209,7 +3147,6 @@
             </w:tcMar>
           </w:tcPr>
           <w:p>
-            <w:proofErr w:type="spellStart"/>
             <w:r>
               <w:rPr>
                 <w:rFonts w:ascii="Courier New" w:eastAsia="Courier New" w:hAnsi="Courier New" w:cs="Courier New"/>
@@ -4221,7 +3158,6 @@
               </w:rPr>
               <w:t>action_dim</w:t>
             </w:r>
-            <w:proofErr w:type="spellEnd"/>
           </w:p>
         </w:tc>
         <w:tc>
@@ -4279,25 +3215,7 @@
                 <w:sz w:val="20"/>
                 <w:szCs w:val="20"/>
               </w:rPr>
-              <w:t xml:space="preserve">Scalar: heading change </w:t>
-            </w:r>
-            <w:proofErr w:type="spellStart"/>
-            <w:r>
-              <w:rPr>
-                <w:color w:val="1A1A2E"/>
-                <w:sz w:val="20"/>
-                <w:szCs w:val="20"/>
-              </w:rPr>
-              <w:t>Δψ</w:t>
-            </w:r>
-            <w:proofErr w:type="spellEnd"/>
-            <w:r>
-              <w:rPr>
-                <w:color w:val="1A1A2E"/>
-                <w:sz w:val="20"/>
-                <w:szCs w:val="20"/>
-              </w:rPr>
-              <w:t xml:space="preserve"> per step, in range [-π/20, +π/20] radians.</w:t>
+              <w:t>Scalar: heading change Δψ per step, in range [-π/20, +π/20] radians.</w:t>
             </w:r>
           </w:p>
         </w:tc>
@@ -4472,7 +3390,6 @@
             </w:tcMar>
           </w:tcPr>
           <w:p>
-            <w:proofErr w:type="spellStart"/>
             <w:r>
               <w:rPr>
                 <w:rFonts w:ascii="Courier New" w:eastAsia="Courier New" w:hAnsi="Courier New" w:cs="Courier New"/>
@@ -4484,7 +3401,6 @@
               </w:rPr>
               <w:t>num_episodes</w:t>
             </w:r>
-            <w:proofErr w:type="spellEnd"/>
           </w:p>
         </w:tc>
         <w:tc>
@@ -4572,7 +3488,6 @@
             </w:tcMar>
           </w:tcPr>
           <w:p>
-            <w:proofErr w:type="spellStart"/>
             <w:r>
               <w:rPr>
                 <w:rFonts w:ascii="Courier New" w:eastAsia="Courier New" w:hAnsi="Courier New" w:cs="Courier New"/>
@@ -4584,7 +3499,6 @@
               </w:rPr>
               <w:t>batch_size</w:t>
             </w:r>
-            <w:proofErr w:type="spellEnd"/>
           </w:p>
         </w:tc>
         <w:tc>
@@ -4672,7 +3586,6 @@
             </w:tcMar>
           </w:tcPr>
           <w:p>
-            <w:proofErr w:type="spellStart"/>
             <w:r>
               <w:rPr>
                 <w:rFonts w:ascii="Courier New" w:eastAsia="Courier New" w:hAnsi="Courier New" w:cs="Courier New"/>
@@ -4684,7 +3597,6 @@
               </w:rPr>
               <w:t>memory_capacity</w:t>
             </w:r>
-            <w:proofErr w:type="spellEnd"/>
           </w:p>
         </w:tc>
         <w:tc>
@@ -4772,7 +3684,6 @@
             </w:tcMar>
           </w:tcPr>
           <w:p>
-            <w:proofErr w:type="spellStart"/>
             <w:r>
               <w:rPr>
                 <w:rFonts w:ascii="Courier New" w:eastAsia="Courier New" w:hAnsi="Courier New" w:cs="Courier New"/>
@@ -4784,7 +3695,6 @@
               </w:rPr>
               <w:t>learning_rate</w:t>
             </w:r>
-            <w:proofErr w:type="spellEnd"/>
           </w:p>
         </w:tc>
         <w:tc>
@@ -5068,7 +3978,6 @@
             </w:tcMar>
           </w:tcPr>
           <w:p>
-            <w:proofErr w:type="spellStart"/>
             <w:r>
               <w:rPr>
                 <w:rFonts w:ascii="Courier New" w:eastAsia="Courier New" w:hAnsi="Courier New" w:cs="Courier New"/>
@@ -5080,7 +3989,6 @@
               </w:rPr>
               <w:t>exploration_noise</w:t>
             </w:r>
-            <w:proofErr w:type="spellEnd"/>
           </w:p>
         </w:tc>
         <w:tc>
@@ -5168,7 +4076,6 @@
             </w:tcMar>
           </w:tcPr>
           <w:p>
-            <w:proofErr w:type="spellStart"/>
             <w:r>
               <w:rPr>
                 <w:rFonts w:ascii="Courier New" w:eastAsia="Courier New" w:hAnsi="Courier New" w:cs="Courier New"/>
@@ -5180,7 +4087,6 @@
               </w:rPr>
               <w:t>action_range</w:t>
             </w:r>
-            <w:proofErr w:type="spellEnd"/>
           </w:p>
         </w:tc>
         <w:tc>
@@ -5413,7 +4319,6 @@
             </w:tcMar>
           </w:tcPr>
           <w:p>
-            <w:proofErr w:type="spellStart"/>
             <w:r>
               <w:rPr>
                 <w:rFonts w:ascii="Courier New" w:eastAsia="Courier New" w:hAnsi="Courier New" w:cs="Courier New"/>
@@ -5423,10 +4328,8 @@
                 <w:sz w:val="20"/>
                 <w:szCs w:val="20"/>
               </w:rPr>
-              <w:lastRenderedPageBreak/>
               <w:t>lambda_los</w:t>
             </w:r>
-            <w:proofErr w:type="spellEnd"/>
           </w:p>
         </w:tc>
         <w:tc>
@@ -5514,7 +4417,6 @@
             </w:tcMar>
           </w:tcPr>
           <w:p>
-            <w:proofErr w:type="spellStart"/>
             <w:r>
               <w:rPr>
                 <w:rFonts w:ascii="Courier New" w:eastAsia="Courier New" w:hAnsi="Courier New" w:cs="Courier New"/>
@@ -5524,9 +4426,9 @@
                 <w:sz w:val="20"/>
                 <w:szCs w:val="20"/>
               </w:rPr>
+              <w:lastRenderedPageBreak/>
               <w:t>sigma_obstacle</w:t>
             </w:r>
-            <w:proofErr w:type="spellEnd"/>
           </w:p>
         </w:tc>
         <w:tc>
@@ -5614,7 +4516,6 @@
             </w:tcMar>
           </w:tcPr>
           <w:p>
-            <w:proofErr w:type="spellStart"/>
             <w:r>
               <w:rPr>
                 <w:rFonts w:ascii="Courier New" w:eastAsia="Courier New" w:hAnsi="Courier New" w:cs="Courier New"/>
@@ -5626,7 +4527,6 @@
               </w:rPr>
               <w:t>k_terminal</w:t>
             </w:r>
-            <w:proofErr w:type="spellEnd"/>
           </w:p>
         </w:tc>
         <w:tc>
@@ -5714,7 +4614,6 @@
             </w:tcMar>
           </w:tcPr>
           <w:p>
-            <w:proofErr w:type="spellStart"/>
             <w:r>
               <w:rPr>
                 <w:rFonts w:ascii="Courier New" w:eastAsia="Courier New" w:hAnsi="Courier New" w:cs="Courier New"/>
@@ -5726,7 +4625,6 @@
               </w:rPr>
               <w:t>alpha_action</w:t>
             </w:r>
-            <w:proofErr w:type="spellEnd"/>
           </w:p>
         </w:tc>
         <w:tc>
@@ -5853,21 +4751,7 @@
         <w:rPr>
           <w:color w:val="1A1A2E"/>
         </w:rPr>
-        <w:t xml:space="preserve"> All 5 UAVs simultaneously step through the environment. Each UAV selects an action via the shared actor network, adds Gaussian exploration noise, executes the step, and pushes the transition (history, action, reward, </w:t>
-      </w:r>
-      <w:proofErr w:type="spellStart"/>
-      <w:r>
-        <w:rPr>
-          <w:color w:val="1A1A2E"/>
-        </w:rPr>
-        <w:t>next_history</w:t>
-      </w:r>
-      <w:proofErr w:type="spellEnd"/>
-      <w:r>
-        <w:rPr>
-          <w:color w:val="1A1A2E"/>
-        </w:rPr>
-        <w:t>, done) to the shared FIFO replay buffer.</w:t>
+        <w:t xml:space="preserve"> All 5 UAVs simultaneously step through the environment. Each UAV selects an action via the shared actor network, adds Gaussian exploration noise, executes the step, and pushes the transition (history, action, reward, next_history, done) to the shared FIFO replay buffer.</w:t>
       </w:r>
     </w:p>
     <w:p>
@@ -5891,21 +4775,7 @@
         <w:rPr>
           <w:color w:val="1A1A2E"/>
         </w:rPr>
-        <w:t xml:space="preserve"> After each step, the training code checks whether the replay buffer contains at least </w:t>
-      </w:r>
-      <w:proofErr w:type="spellStart"/>
-      <w:r>
-        <w:rPr>
-          <w:color w:val="1A1A2E"/>
-        </w:rPr>
-        <w:t>batch_size</w:t>
-      </w:r>
-      <w:proofErr w:type="spellEnd"/>
-      <w:r>
-        <w:rPr>
-          <w:color w:val="1A1A2E"/>
-        </w:rPr>
-        <w:t xml:space="preserve"> = 32 experiences. During the first few episodes, the buffer is too small to train and the loop collects data without updating.</w:t>
+        <w:t xml:space="preserve"> After each step, the training code checks whether the replay buffer contains at least batch_size = 32 experiences. During the first few episodes, the buffer is too small to train and the loop collects data without updating.</w:t>
       </w:r>
     </w:p>
     <w:p>
@@ -5977,49 +4847,7 @@
         <w:rPr>
           <w:color w:val="1A1A2E"/>
         </w:rPr>
-        <w:t xml:space="preserve"> After the DDPG update, the target networks are soft-updated: </w:t>
-      </w:r>
-      <w:proofErr w:type="spellStart"/>
-      <w:r>
-        <w:rPr>
-          <w:color w:val="1A1A2E"/>
-        </w:rPr>
-        <w:t>θ_target</w:t>
-      </w:r>
-      <w:proofErr w:type="spellEnd"/>
-      <w:r>
-        <w:rPr>
-          <w:color w:val="1A1A2E"/>
-        </w:rPr>
-        <w:t xml:space="preserve"> ← </w:t>
-      </w:r>
-      <w:proofErr w:type="spellStart"/>
-      <w:r>
-        <w:rPr>
-          <w:color w:val="1A1A2E"/>
-        </w:rPr>
-        <w:t>τ·θ</w:t>
-      </w:r>
-      <w:proofErr w:type="spellEnd"/>
-      <w:r>
-        <w:rPr>
-          <w:color w:val="1A1A2E"/>
-        </w:rPr>
-        <w:t xml:space="preserve"> + (1-τ)·</w:t>
-      </w:r>
-      <w:proofErr w:type="spellStart"/>
-      <w:r>
-        <w:rPr>
-          <w:color w:val="1A1A2E"/>
-        </w:rPr>
-        <w:t>θ_target</w:t>
-      </w:r>
-      <w:proofErr w:type="spellEnd"/>
-      <w:r>
-        <w:rPr>
-          <w:color w:val="1A1A2E"/>
-        </w:rPr>
-        <w:t xml:space="preserve"> with τ=0.01.</w:t>
+        <w:t xml:space="preserve"> After the DDPG update, the target networks are soft-updated: θ_target ← τ·θ + (1-τ)·θ_target with τ=0.01.</w:t>
       </w:r>
     </w:p>
     <w:p>
@@ -6043,35 +4871,7 @@
         <w:rPr>
           <w:color w:val="1A1A2E"/>
         </w:rPr>
-        <w:t xml:space="preserve"> Every 50 episodes, the agent's state </w:t>
-      </w:r>
-      <w:proofErr w:type="spellStart"/>
-      <w:r>
-        <w:rPr>
-          <w:color w:val="1A1A2E"/>
-        </w:rPr>
-        <w:t>dicts</w:t>
-      </w:r>
-      <w:proofErr w:type="spellEnd"/>
-      <w:r>
-        <w:rPr>
-          <w:color w:val="1A1A2E"/>
-        </w:rPr>
-        <w:t xml:space="preserve"> are saved as a checkpoint. The best model (by rolling 20-episode average reward) is separately saved as </w:t>
-      </w:r>
-      <w:proofErr w:type="spellStart"/>
-      <w:r>
-        <w:rPr>
-          <w:color w:val="1A1A2E"/>
-        </w:rPr>
-        <w:t>arc_best.pth</w:t>
-      </w:r>
-      <w:proofErr w:type="spellEnd"/>
-      <w:r>
-        <w:rPr>
-          <w:color w:val="1A1A2E"/>
-        </w:rPr>
-        <w:t>.</w:t>
+        <w:t xml:space="preserve"> Every 50 episodes, the agent's state dicts are saved as a checkpoint. The best model (by rolling 20-episode average reward) is separately saved as arc_best.pth.</w:t>
       </w:r>
     </w:p>
     <w:p>
@@ -6122,8 +4922,14 @@
         <w:rPr>
           <w:color w:val="1A1A2E"/>
         </w:rPr>
+        <w:t xml:space="preserve">The fixed noise approach is appropriate for the 2D problem because the action space is one-dimensional and bounded. With only a heading scalar to perturb, a noise level of 0.2 (corresponding to about 1.8 degrees of random heading perturbation after scaling) is sufficient </w:t>
+      </w:r>
+      <w:r>
+        <w:rPr>
+          <w:color w:val="1A1A2E"/>
+        </w:rPr>
         <w:lastRenderedPageBreak/>
-        <w:t>The fixed noise approach is appropriate for the 2D problem because the action space is one-dimensional and bounded. With only a heading scalar to perturb, a noise level of 0.2 (corresponding to about 1.8 degrees of random heading perturbation after scaling) is sufficient to explore the full action range while still producing coherent trajectories. In higher-dimensional action spaces, fixed Gaussian noise becomes increasingly inefficient, which is one of the motivations for the structured exploration strategies used in the 3D version.</w:t>
+        <w:t>to explore the full action range while still producing coherent trajectories. In higher-dimensional action spaces, fixed Gaussian noise becomes increasingly inefficient, which is one of the motivations for the structured exploration strategies used in the 3D version.</w:t>
       </w:r>
     </w:p>
     <w:p>
@@ -6367,45 +5173,6 @@
     </w:p>
     <w:p>
       <w:pPr>
-        <w:spacing w:before="80" w:after="80"/>
-      </w:pPr>
-      <w:r>
-        <w:rPr>
-          <w:color w:val="1A1A2E"/>
-        </w:rPr>
-        <w:t xml:space="preserve">Additionally, the config defines the </w:t>
-      </w:r>
-      <w:proofErr w:type="spellStart"/>
-      <w:r>
-        <w:rPr>
-          <w:color w:val="1A1A2E"/>
-        </w:rPr>
-        <w:t>apf_dynamic</w:t>
-      </w:r>
-      <w:proofErr w:type="spellEnd"/>
-      <w:r>
-        <w:rPr>
-          <w:color w:val="1A1A2E"/>
-        </w:rPr>
-        <w:t xml:space="preserve"> and </w:t>
-      </w:r>
-      <w:proofErr w:type="spellStart"/>
-      <w:r>
-        <w:rPr>
-          <w:color w:val="1A1A2E"/>
-        </w:rPr>
-        <w:t>apf_dynamic_soft</w:t>
-      </w:r>
-      <w:proofErr w:type="spellEnd"/>
-      <w:r>
-        <w:rPr>
-          <w:color w:val="1A1A2E"/>
-        </w:rPr>
-        <w:t xml:space="preserve"> environments, which replicate a canonical APF benchmark layout scaled to the 500m arena, with dynamic obstacle motion modelled using an APF velocity field. These are used for direct comparison against classical APF planners.</w:t>
-      </w:r>
-    </w:p>
-    <w:p>
-      <w:pPr>
         <w:spacing w:before="120" w:after="120"/>
       </w:pPr>
     </w:p>
@@ -6438,7 +5205,6 @@
         <w:rPr>
           <w:color w:val="1A1A2E"/>
         </w:rPr>
-        <w:lastRenderedPageBreak/>
         <w:t>The 2D ARC baseline has several fundamental limitations that motivated the 3D upgrade. These are documented here as context for the architectural changes described in Document 2.</w:t>
       </w:r>
     </w:p>
@@ -6468,21 +5234,7 @@
         <w:rPr>
           <w:color w:val="1A1A2E"/>
         </w:rPr>
-        <w:t xml:space="preserve"> The </w:t>
-      </w:r>
-      <w:proofErr w:type="spellStart"/>
-      <w:r>
-        <w:rPr>
-          <w:color w:val="1A1A2E"/>
-        </w:rPr>
-        <w:t>exploration_noise</w:t>
-      </w:r>
-      <w:proofErr w:type="spellEnd"/>
-      <w:r>
-        <w:rPr>
-          <w:color w:val="1A1A2E"/>
-        </w:rPr>
-        <w:t>=0.2 is constant. In later training stages, this can prevent the policy from converging to precise, low-noise actions near the target.</w:t>
+        <w:t xml:space="preserve"> The exploration_noise=0.2 is constant. In later training stages, this can prevent the policy from converging to precise, low-noise actions near the target.</w:t>
       </w:r>
     </w:p>
     <w:p>
@@ -6500,6 +5252,7 @@
           <w:bCs/>
           <w:color w:val="1A1A2E"/>
         </w:rPr>
+        <w:lastRenderedPageBreak/>
         <w:t>Single Q-function:</w:t>
       </w:r>
       <w:r>
